--- a/master/Diploma/docx/OnyushevA_RK6-41M_Review.docx
+++ b/master/Diploma/docx/OnyushevA_RK6-41M_Review.docx
@@ -1,6 +1,6 @@
 
 <file path=word/document.xml><?xml version="1.0" encoding="utf-8"?>
-<w:document xmlns:wpc="http://schemas.microsoft.com/office/word/2010/wordprocessingCanvas" xmlns:cx="http://schemas.microsoft.com/office/drawing/2014/chartex" xmlns:cx1="http://schemas.microsoft.com/office/drawing/2015/9/8/chartex" xmlns:cx2="http://schemas.microsoft.com/office/drawing/2015/10/21/chartex" xmlns:cx3="http://schemas.microsoft.com/office/drawing/2016/5/9/chartex" xmlns:cx4="http://schemas.microsoft.com/office/drawing/2016/5/10/chartex" xmlns:cx5="http://schemas.microsoft.com/office/drawing/2016/5/11/chartex" xmlns:cx6="http://schemas.microsoft.com/office/drawing/2016/5/12/chartex" xmlns:cx7="http://schemas.microsoft.com/office/drawing/2016/5/13/chartex" xmlns:cx8="http://schemas.microsoft.com/office/drawing/2016/5/14/chartex" xmlns:mc="http://schemas.openxmlformats.org/markup-compatibility/2006" xmlns:aink="http://schemas.microsoft.com/office/drawing/2016/ink" xmlns:am3d="http://schemas.microsoft.com/office/drawing/2017/model3d" xmlns:o="urn:schemas-microsoft-com:office:office" xmlns:r="http://schemas.openxmlformats.org/officeDocument/2006/relationships" xmlns:m="http://schemas.openxmlformats.org/officeDocument/2006/math" xmlns:v="urn:schemas-microsoft-com:vml" xmlns:wp14="http://schemas.microsoft.com/office/word/2010/wordprocessingDrawing" xmlns:wp="http://schemas.openxmlformats.org/drawingml/2006/wordprocessingDrawing" xmlns:w10="urn:schemas-microsoft-com:office:word" xmlns:w="http://schemas.openxmlformats.org/wordprocessingml/2006/main" xmlns:w14="http://schemas.microsoft.com/office/word/2010/wordml" xmlns:w15="http://schemas.microsoft.com/office/word/2012/wordml" xmlns:w16cex="http://schemas.microsoft.com/office/word/2018/wordml/cex" xmlns:w16cid="http://schemas.microsoft.com/office/word/2016/wordml/cid" xmlns:w16="http://schemas.microsoft.com/office/word/2018/wordml" xmlns:w16sdtdh="http://schemas.microsoft.com/office/word/2020/wordml/sdtdatahash" xmlns:w16se="http://schemas.microsoft.com/office/word/2015/wordml/symex" xmlns:wpg="http://schemas.microsoft.com/office/word/2010/wordprocessingGroup" xmlns:wpi="http://schemas.microsoft.com/office/word/2010/wordprocessingInk" xmlns:wne="http://schemas.microsoft.com/office/word/2006/wordml" xmlns:wps="http://schemas.microsoft.com/office/word/2010/wordprocessingShape" mc:Ignorable="w14 w15 w16se w16cid w16 w16cex w16sdtdh wp14">
+<w:document xmlns:wpc="http://schemas.microsoft.com/office/word/2010/wordprocessingCanvas" xmlns:cx="http://schemas.microsoft.com/office/drawing/2014/chartex" xmlns:cx1="http://schemas.microsoft.com/office/drawing/2015/9/8/chartex" xmlns:cx2="http://schemas.microsoft.com/office/drawing/2015/10/21/chartex" xmlns:cx3="http://schemas.microsoft.com/office/drawing/2016/5/9/chartex" xmlns:cx4="http://schemas.microsoft.com/office/drawing/2016/5/10/chartex" xmlns:cx5="http://schemas.microsoft.com/office/drawing/2016/5/11/chartex" xmlns:cx6="http://schemas.microsoft.com/office/drawing/2016/5/12/chartex" xmlns:cx7="http://schemas.microsoft.com/office/drawing/2016/5/13/chartex" xmlns:cx8="http://schemas.microsoft.com/office/drawing/2016/5/14/chartex" xmlns:mc="http://schemas.openxmlformats.org/markup-compatibility/2006" xmlns:aink="http://schemas.microsoft.com/office/drawing/2016/ink" xmlns:am3d="http://schemas.microsoft.com/office/drawing/2017/model3d" xmlns:o="urn:schemas-microsoft-com:office:office" xmlns:oel="http://schemas.microsoft.com/office/2019/extlst" xmlns:r="http://schemas.openxmlformats.org/officeDocument/2006/relationships" xmlns:m="http://schemas.openxmlformats.org/officeDocument/2006/math" xmlns:v="urn:schemas-microsoft-com:vml" xmlns:wp14="http://schemas.microsoft.com/office/word/2010/wordprocessingDrawing" xmlns:wp="http://schemas.openxmlformats.org/drawingml/2006/wordprocessingDrawing" xmlns:w10="urn:schemas-microsoft-com:office:word" xmlns:w="http://schemas.openxmlformats.org/wordprocessingml/2006/main" xmlns:w14="http://schemas.microsoft.com/office/word/2010/wordml" xmlns:w15="http://schemas.microsoft.com/office/word/2012/wordml" xmlns:w16cex="http://schemas.microsoft.com/office/word/2018/wordml/cex" xmlns:w16cid="http://schemas.microsoft.com/office/word/2016/wordml/cid" xmlns:w16="http://schemas.microsoft.com/office/word/2018/wordml" xmlns:w16du="http://schemas.microsoft.com/office/word/2023/wordml/word16du" xmlns:w16sdtdh="http://schemas.microsoft.com/office/word/2020/wordml/sdtdatahash" xmlns:w16sdtfl="http://schemas.microsoft.com/office/word/2024/wordml/sdtformatlock" xmlns:w16se="http://schemas.microsoft.com/office/word/2015/wordml/symex" xmlns:wpg="http://schemas.microsoft.com/office/word/2010/wordprocessingGroup" xmlns:wpi="http://schemas.microsoft.com/office/word/2010/wordprocessingInk" xmlns:wne="http://schemas.microsoft.com/office/word/2006/wordml" xmlns:wps="http://schemas.microsoft.com/office/word/2010/wordprocessingShape" mc:Ignorable="w14 w15 w16se w16cid w16 w16cex w16sdtdh w16sdtfl w16du wp14">
   <w:body>
     <w:p>
       <w:pPr>
@@ -15,15 +15,10 @@
         <w:pStyle w:val="HeaderDefault"/>
       </w:pPr>
       <w:r>
-        <w:t xml:space="preserve">На квалификационную работу бакалавра </w:t>
-      </w:r>
-      <w:proofErr w:type="spellStart"/>
-      <w:r>
-        <w:t>Дурнева</w:t>
-      </w:r>
-      <w:proofErr w:type="spellEnd"/>
-      <w:r>
-        <w:t xml:space="preserve"> Павла Александровича</w:t>
+        <w:t xml:space="preserve">На квалификационную работу </w:t>
+      </w:r>
+      <w:r>
+        <w:t>магистра Онюшева Артема Андреевича</w:t>
       </w:r>
     </w:p>
     <w:p>
@@ -37,39 +32,7 @@
         <w:t>«</w:t>
       </w:r>
       <w:r>
-        <w:t xml:space="preserve">Разработка виртуальной картинной галереи с </w:t>
-      </w:r>
-      <w:proofErr w:type="spellStart"/>
-      <w:r>
-        <w:t>геопривязкой</w:t>
-      </w:r>
-      <w:proofErr w:type="spellEnd"/>
-      <w:r>
-        <w:t xml:space="preserve"> и интерактивным взаимодействием с </w:t>
-      </w:r>
-      <w:proofErr w:type="spellStart"/>
-      <w:r>
-        <w:t>Generative</w:t>
-      </w:r>
-      <w:proofErr w:type="spellEnd"/>
-      <w:r>
-        <w:t xml:space="preserve"> </w:t>
-      </w:r>
-      <w:proofErr w:type="spellStart"/>
-      <w:r>
-        <w:t>Pre-trained</w:t>
-      </w:r>
-      <w:proofErr w:type="spellEnd"/>
-      <w:r>
-        <w:t xml:space="preserve"> </w:t>
-      </w:r>
-      <w:proofErr w:type="spellStart"/>
-      <w:r>
-        <w:t>Transformer</w:t>
-      </w:r>
-      <w:proofErr w:type="spellEnd"/>
-      <w:r>
-        <w:t xml:space="preserve"> ассистентом</w:t>
+        <w:t>Исследование и разработка образовательной платформы с курсами</w:t>
       </w:r>
       <w:r>
         <w:t>»</w:t>
@@ -86,57 +49,7 @@
         <w:rPr>
           <w:lang w:val="ru-RU"/>
         </w:rPr>
-        <w:t xml:space="preserve">Квалификационная работа студента </w:t>
-      </w:r>
-      <w:proofErr w:type="spellStart"/>
-      <w:r>
-        <w:rPr>
-          <w:lang w:val="ru-RU"/>
-        </w:rPr>
-        <w:t>Дурнева</w:t>
-      </w:r>
-      <w:proofErr w:type="spellEnd"/>
-      <w:r>
-        <w:rPr>
-          <w:lang w:val="ru-RU"/>
-        </w:rPr>
-        <w:t xml:space="preserve"> П.А.</w:t>
-      </w:r>
-      <w:r>
-        <w:rPr>
-          <w:lang w:val="ru-RU"/>
-        </w:rPr>
-        <w:t xml:space="preserve"> посвящена </w:t>
-      </w:r>
-      <w:r>
-        <w:rPr>
-          <w:lang w:val="ru-RU"/>
-        </w:rPr>
-        <w:t>разработке</w:t>
-      </w:r>
-      <w:r>
-        <w:rPr>
-          <w:lang w:val="ru-RU"/>
-        </w:rPr>
-        <w:t xml:space="preserve"> веб-приложения с внедрением</w:t>
-      </w:r>
-      <w:r>
-        <w:rPr>
-          <w:lang w:val="ru-RU"/>
-        </w:rPr>
-        <w:t xml:space="preserve"> </w:t>
-      </w:r>
-      <w:r>
-        <w:rPr>
-          <w:lang w:val="ru-RU"/>
-        </w:rPr>
-        <w:t>технологий дополненной реальности и искусственного интеллекта</w:t>
-      </w:r>
-      <w:r>
-        <w:rPr>
-          <w:lang w:val="ru-RU"/>
-        </w:rPr>
-        <w:t>.</w:t>
+        <w:t>Квалификационная работа студента Онюшева А.А. посвящена исследованию и разработке образовательной платформы, предназначенной для размещения учебного контента, организации доступа пользователей к курсам, воспроизведения видеоматериалов, проведения онлайн-эфиров и поддержки пользовательского взаимодействия.</w:t>
       </w:r>
     </w:p>
     <w:p>
@@ -150,62 +63,80 @@
         <w:rPr>
           <w:lang w:val="ru-RU"/>
         </w:rPr>
-        <w:t xml:space="preserve">В работе рассмотрена разработка веб-приложения виртуальной картинной галереи с </w:t>
-      </w:r>
-      <w:proofErr w:type="spellStart"/>
-      <w:r>
-        <w:rPr>
-          <w:lang w:val="ru-RU"/>
-        </w:rPr>
-        <w:t>геопривязкой</w:t>
-      </w:r>
-      <w:proofErr w:type="spellEnd"/>
-      <w:r>
-        <w:rPr>
-          <w:lang w:val="ru-RU"/>
-        </w:rPr>
-        <w:t xml:space="preserve"> и интеграцией GPT-ассистента, способного отвечать на вопросы, связанные с искусством. </w:t>
-      </w:r>
-      <w:r>
-        <w:rPr>
-          <w:lang w:val="ru-RU"/>
-        </w:rPr>
-        <w:t>Поэтапно описана разработка модуля дополненной реальности на платформе 8th Wall и архитектура компонента искусственного интеллекта</w:t>
-      </w:r>
-      <w:r>
-        <w:rPr>
-          <w:lang w:val="ru-RU"/>
-        </w:rPr>
-        <w:t xml:space="preserve"> (ИИ)</w:t>
-      </w:r>
-      <w:r>
-        <w:rPr>
-          <w:lang w:val="ru-RU"/>
-        </w:rPr>
-        <w:t xml:space="preserve"> на базе Next.js, </w:t>
-      </w:r>
-      <w:proofErr w:type="spellStart"/>
-      <w:r>
-        <w:rPr>
-          <w:lang w:val="ru-RU"/>
-        </w:rPr>
-        <w:t>Supabase</w:t>
-      </w:r>
-      <w:proofErr w:type="spellEnd"/>
+        <w:t>В работе рассмотрены вопросы проектирования и разработки веб-приложения образовательной платформы</w:t>
+      </w:r>
+      <w:r>
+        <w:rPr>
+          <w:lang w:val="ru-RU"/>
+        </w:rPr>
+        <w:t>.</w:t>
+      </w:r>
+      <w:r>
+        <w:rPr>
+          <w:lang w:val="ru-RU"/>
+        </w:rPr>
+        <w:t xml:space="preserve"> </w:t>
+      </w:r>
+      <w:r>
+        <w:rPr>
+          <w:lang w:val="ru-RU"/>
+        </w:rPr>
+        <w:t xml:space="preserve">Отдельное внимание уделено вопросам аутентификации, авторизации и разграничения прав доступа. Проведен </w:t>
+      </w:r>
+      <w:r>
+        <w:rPr>
+          <w:lang w:val="ru-RU"/>
+        </w:rPr>
+        <w:t xml:space="preserve">сравнительный </w:t>
+      </w:r>
+      <w:r>
+        <w:rPr>
+          <w:lang w:val="ru-RU"/>
+        </w:rPr>
+        <w:t xml:space="preserve">анализ подходов к построению системы доступа и обоснован выбор решений </w:t>
+      </w:r>
+      <w:r>
+        <w:t>ORY</w:t>
+      </w:r>
+      <w:r>
+        <w:rPr>
+          <w:lang w:val="ru-RU"/>
+        </w:rPr>
+        <w:t xml:space="preserve"> </w:t>
+      </w:r>
+      <w:r>
+        <w:t>Hydra</w:t>
+      </w:r>
       <w:r>
         <w:rPr>
           <w:lang w:val="ru-RU"/>
         </w:rPr>
         <w:t xml:space="preserve"> и </w:t>
       </w:r>
-      <w:proofErr w:type="spellStart"/>
-      <w:r>
-        <w:rPr>
-          <w:lang w:val="ru-RU"/>
-        </w:rPr>
-        <w:t>Vercel</w:t>
-      </w:r>
-      <w:proofErr w:type="spellEnd"/>
+      <w:r>
+        <w:t>ORY</w:t>
+      </w:r>
+      <w:r>
+        <w:rPr>
+          <w:lang w:val="ru-RU"/>
+        </w:rPr>
+        <w:t xml:space="preserve"> </w:t>
+      </w:r>
+      <w:r>
+        <w:t>Keto</w:t>
+      </w:r>
+      <w:r>
+        <w:rPr>
+          <w:lang w:val="ru-RU"/>
+        </w:rPr>
+        <w:t xml:space="preserve"> для</w:t>
+      </w:r>
+      <w:r>
+        <w:rPr>
+          <w:lang w:val="ru-RU"/>
+        </w:rPr>
+        <w:t xml:space="preserve"> этих задач</w:t>
+      </w:r>
       <w:r>
         <w:rPr>
           <w:lang w:val="ru-RU"/>
@@ -216,72 +147,14 @@
         <w:rPr>
           <w:lang w:val="ru-RU"/>
         </w:rPr>
-        <w:t xml:space="preserve"> Реализованы системы авторизации через </w:t>
-      </w:r>
-      <w:proofErr w:type="spellStart"/>
-      <w:r>
-        <w:rPr>
-          <w:lang w:val="ru-RU"/>
-        </w:rPr>
-        <w:t>Twitter</w:t>
-      </w:r>
-      <w:proofErr w:type="spellEnd"/>
-      <w:r>
-        <w:rPr>
-          <w:lang w:val="ru-RU"/>
-        </w:rPr>
-        <w:t xml:space="preserve">, подписки через </w:t>
-      </w:r>
-      <w:proofErr w:type="spellStart"/>
-      <w:r>
-        <w:rPr>
-          <w:lang w:val="ru-RU"/>
-        </w:rPr>
-        <w:t>Stripe</w:t>
-      </w:r>
-      <w:proofErr w:type="spellEnd"/>
-      <w:r>
-        <w:rPr>
-          <w:lang w:val="ru-RU"/>
-        </w:rPr>
-        <w:t xml:space="preserve"> и лимитации запросов. Освоены современные технологии: </w:t>
-      </w:r>
-      <w:proofErr w:type="spellStart"/>
-      <w:r>
-        <w:t>Supabase</w:t>
-      </w:r>
-      <w:proofErr w:type="spellEnd"/>
-      <w:r>
-        <w:rPr>
-          <w:lang w:val="ru-RU"/>
-        </w:rPr>
-        <w:t xml:space="preserve">, </w:t>
-      </w:r>
-      <w:proofErr w:type="spellStart"/>
-      <w:r>
-        <w:t>Vercel</w:t>
-      </w:r>
-      <w:proofErr w:type="spellEnd"/>
-      <w:r>
-        <w:rPr>
-          <w:lang w:val="ru-RU"/>
-        </w:rPr>
-        <w:t xml:space="preserve">, </w:t>
-      </w:r>
-      <w:r>
-        <w:t>Stripe</w:t>
-      </w:r>
-      <w:r>
-        <w:rPr>
-          <w:lang w:val="ru-RU"/>
-        </w:rPr>
-        <w:t xml:space="preserve">, </w:t>
-      </w:r>
-      <w:proofErr w:type="spellStart"/>
-      <w:r>
-        <w:t>OpenAI</w:t>
-      </w:r>
-      <w:proofErr w:type="spellEnd"/>
+        <w:t xml:space="preserve"> Реализован основной функционал платформы, а также проведено исследование</w:t>
+      </w:r>
+      <w:r>
+        <w:rPr>
+          <w:lang w:val="ru-RU"/>
+        </w:rPr>
+        <w:t>,</w:t>
+      </w:r>
       <w:r>
         <w:rPr>
           <w:lang w:val="ru-RU"/>
@@ -289,43 +162,10 @@
         <w:t xml:space="preserve"> </w:t>
       </w:r>
       <w:r>
-        <w:t>API</w:t>
-      </w:r>
-      <w:r>
-        <w:rPr>
-          <w:lang w:val="ru-RU"/>
-        </w:rPr>
-        <w:t xml:space="preserve"> и 8</w:t>
-      </w:r>
-      <w:r>
-        <w:t>th</w:t>
-      </w:r>
-      <w:r>
-        <w:rPr>
-          <w:lang w:val="ru-RU"/>
-        </w:rPr>
-        <w:t xml:space="preserve"> </w:t>
-      </w:r>
-      <w:r>
-        <w:t>Wall</w:t>
-      </w:r>
-      <w:r>
-        <w:rPr>
-          <w:lang w:val="ru-RU"/>
-        </w:rPr>
-        <w:t xml:space="preserve">. </w:t>
-      </w:r>
-      <w:r>
-        <w:rPr>
-          <w:lang w:val="ru-RU"/>
-        </w:rPr>
-        <w:t>Результатом работы стало функционирующее приложение</w:t>
-      </w:r>
-      <w:r>
-        <w:rPr>
-          <w:lang w:val="ru-RU"/>
-        </w:rPr>
-        <w:t xml:space="preserve"> с интерактивным интерфейсом и интегрированным ИИ-ассистентом</w:t>
+        <w:rPr>
+          <w:lang w:val="ru-RU"/>
+        </w:rPr>
+        <w:t>связанное с обработкой видеоконтента и сравнением кодеков по размеру итогового файла, качеству изображения и времени кодирования</w:t>
       </w:r>
       <w:r>
         <w:rPr>
@@ -370,32 +210,6 @@
           <w:lang w:val="ru-RU"/>
         </w:rPr>
         <w:t xml:space="preserve"> листов.</w:t>
-      </w:r>
-    </w:p>
-    <w:p>
-      <w:pPr>
-        <w:jc w:val="both"/>
-        <w:rPr>
-          <w:lang w:val="ru-RU"/>
-        </w:rPr>
-      </w:pPr>
-      <w:r>
-        <w:rPr>
-          <w:lang w:val="ru-RU"/>
-        </w:rPr>
-        <w:t xml:space="preserve">К достоинствам работы следует отнести комплексный подход к реализации системы, сочетающей дополненную реальность и взаимодействие с </w:t>
-      </w:r>
-      <w:r>
-        <w:rPr>
-          <w:lang w:val="ru-RU"/>
-        </w:rPr>
-        <w:t>ИИ</w:t>
-      </w:r>
-      <w:r>
-        <w:rPr>
-          <w:lang w:val="ru-RU"/>
-        </w:rPr>
-        <w:t>, а также использование современных облачных технологий, обеспечивающих масштабируемость и отказоустойчивость. Работа имеет практическую значимость благодаря сочетанию нестандартных компонентов и самостоятельной проработке архитектуры.</w:t>
       </w:r>
     </w:p>
     <w:p>
@@ -410,31 +224,7 @@
         <w:rPr>
           <w:lang w:val="ru-RU"/>
         </w:rPr>
-        <w:t xml:space="preserve">К замечаниям можно отнести </w:t>
-      </w:r>
-      <w:r>
-        <w:rPr>
-          <w:lang w:val="ru-RU"/>
-        </w:rPr>
-        <w:t>пожелание углубления</w:t>
-      </w:r>
-      <w:r>
-        <w:rPr>
-          <w:lang w:val="ru-RU"/>
-        </w:rPr>
-        <w:t xml:space="preserve"> анализа производительности системы при высокой нагрузке, что позволило бы более полно оценить её </w:t>
-      </w:r>
-      <w:r>
-        <w:rPr>
-          <w:lang w:val="ru-RU"/>
-        </w:rPr>
-        <w:t>масштабируемость</w:t>
-      </w:r>
-      <w:r>
-        <w:rPr>
-          <w:lang w:val="ru-RU"/>
-        </w:rPr>
-        <w:t>.</w:t>
+        <w:t>К достоинствам работы следует отнести комплексный подход к проектированию и реализации платформы, обоснованный выбор архитектурных решений, использование современных технологий разработки и инфраструктурных компонентов, а также самостоятельную проработку вопросов авторизации, разграничения доступа и работы с видеоконтентом. Работа имеет практическую значимость, поскольку предложенные решения могут быть использованы при создании реальных образовательных веб-систем.</w:t>
       </w:r>
     </w:p>
     <w:p>
@@ -449,7 +239,34 @@
         <w:rPr>
           <w:lang w:val="ru-RU"/>
         </w:rPr>
-        <w:t>Выполненная работа соответствует заявленной теме, а также требованиям, предъявляемым к дипломным работам, и заслуживает оценки «отлично», а ее автор – присуждения степени бакалавр по направлению «Информатика и вычислительная техника».</w:t>
+        <w:t>К замечаниям можно отнести пожелание расширения экспериментальной части в направлении нагрузочного тестирования отдельных подсистем, что позволило бы еще полнее оценить перспективы масштабирования платформы.</w:t>
+      </w:r>
+    </w:p>
+    <w:p>
+      <w:pPr>
+        <w:spacing w:before="240" w:after="0"/>
+        <w:jc w:val="both"/>
+        <w:rPr>
+          <w:lang w:val="ru-RU"/>
+        </w:rPr>
+      </w:pPr>
+      <w:r>
+        <w:rPr>
+          <w:lang w:val="ru-RU"/>
+        </w:rPr>
+        <w:t xml:space="preserve">Выполненная работа соответствует заявленной теме, а также требованиям, предъявляемым к дипломным работам, и заслуживает оценки «отлично», а ее автор – присуждения степени </w:t>
+      </w:r>
+      <w:r>
+        <w:rPr>
+          <w:lang w:val="ru-RU"/>
+        </w:rPr>
+        <w:t>магистр</w:t>
+      </w:r>
+      <w:r>
+        <w:rPr>
+          <w:lang w:val="ru-RU"/>
+        </w:rPr>
+        <w:t xml:space="preserve"> по направлению «Информатика и вычислительная техника».</w:t>
       </w:r>
     </w:p>
     <w:p>
@@ -473,40 +290,32 @@
         <w:rPr>
           <w:lang w:val="ru-RU"/>
         </w:rPr>
-        <w:t>Главный научный сотрудник</w:t>
-      </w:r>
-      <w:r>
-        <w:rPr>
-          <w:lang w:val="ru-RU"/>
-        </w:rPr>
-        <w:t xml:space="preserve"> АО</w:t>
-      </w:r>
-      <w:r>
-        <w:rPr>
-          <w:lang w:val="ru-RU"/>
-        </w:rPr>
-        <w:t xml:space="preserve"> «НПО «Техномаш</w:t>
-      </w:r>
-      <w:r>
-        <w:rPr>
-          <w:lang w:val="ru-RU"/>
-        </w:rPr>
-        <w:t xml:space="preserve"> им. С.А. Афанасьева</w:t>
-      </w:r>
-      <w:r>
-        <w:rPr>
-          <w:lang w:val="ru-RU"/>
-        </w:rPr>
-        <w:t xml:space="preserve">», </w:t>
-      </w:r>
-      <w:proofErr w:type="spellStart"/>
-      <w:r>
-        <w:rPr>
-          <w:lang w:val="ru-RU"/>
-        </w:rPr>
-        <w:t>к.т.н</w:t>
-      </w:r>
-      <w:proofErr w:type="spellEnd"/>
+        <w:t xml:space="preserve">Начальник управления тестирования </w:t>
+      </w:r>
+      <w:r>
+        <w:rPr>
+          <w:lang w:val="ru-RU"/>
+        </w:rPr>
+        <w:t>АО</w:t>
+      </w:r>
+      <w:r>
+        <w:rPr>
+          <w:lang w:val="ru-RU"/>
+        </w:rPr>
+        <w:t xml:space="preserve"> «</w:t>
+      </w:r>
+      <w:r>
+        <w:rPr>
+          <w:lang w:val="ru-RU"/>
+        </w:rPr>
+        <w:t>Атомстройэкспорт</w:t>
+      </w:r>
+      <w:r>
+        <w:rPr>
+          <w:lang w:val="ru-RU"/>
+        </w:rPr>
+        <w:t>»</w:t>
+      </w:r>
     </w:p>
     <w:p>
       <w:pPr>
@@ -529,7 +338,31 @@
         <w:rPr>
           <w:lang w:val="ru-RU"/>
         </w:rPr>
-        <w:t>_____________________________ / Кондратенко А.Н. /</w:t>
+        <w:t xml:space="preserve">_____________________________ / </w:t>
+      </w:r>
+      <w:r>
+        <w:rPr>
+          <w:lang w:val="ru-RU"/>
+        </w:rPr>
+        <w:t>Сорокин Д</w:t>
+      </w:r>
+      <w:r>
+        <w:rPr>
+          <w:lang w:val="ru-RU"/>
+        </w:rPr>
+        <w:t>.</w:t>
+      </w:r>
+      <w:r>
+        <w:rPr>
+          <w:lang w:val="ru-RU"/>
+        </w:rPr>
+        <w:t>А</w:t>
+      </w:r>
+      <w:r>
+        <w:rPr>
+          <w:lang w:val="ru-RU"/>
+        </w:rPr>
+        <w:t>. /</w:t>
       </w:r>
     </w:p>
     <w:sectPr>
@@ -543,7 +376,7 @@
 </file>
 
 <file path=word/styles.xml><?xml version="1.0" encoding="utf-8"?>
-<w:styles xmlns:mc="http://schemas.openxmlformats.org/markup-compatibility/2006" xmlns:r="http://schemas.openxmlformats.org/officeDocument/2006/relationships" xmlns:w="http://schemas.openxmlformats.org/wordprocessingml/2006/main" xmlns:w14="http://schemas.microsoft.com/office/word/2010/wordml" xmlns:w15="http://schemas.microsoft.com/office/word/2012/wordml" xmlns:w16cex="http://schemas.microsoft.com/office/word/2018/wordml/cex" xmlns:w16cid="http://schemas.microsoft.com/office/word/2016/wordml/cid" xmlns:w16="http://schemas.microsoft.com/office/word/2018/wordml" xmlns:w16sdtdh="http://schemas.microsoft.com/office/word/2020/wordml/sdtdatahash" xmlns:w16se="http://schemas.microsoft.com/office/word/2015/wordml/symex" mc:Ignorable="w14 w15 w16se w16cid w16 w16cex w16sdtdh">
+<w:styles xmlns:mc="http://schemas.openxmlformats.org/markup-compatibility/2006" xmlns:r="http://schemas.openxmlformats.org/officeDocument/2006/relationships" xmlns:w="http://schemas.openxmlformats.org/wordprocessingml/2006/main" xmlns:w14="http://schemas.microsoft.com/office/word/2010/wordml" xmlns:w15="http://schemas.microsoft.com/office/word/2012/wordml" xmlns:w16cex="http://schemas.microsoft.com/office/word/2018/wordml/cex" xmlns:w16cid="http://schemas.microsoft.com/office/word/2016/wordml/cid" xmlns:w16="http://schemas.microsoft.com/office/word/2018/wordml" xmlns:w16du="http://schemas.microsoft.com/office/word/2023/wordml/word16du" xmlns:w16sdtdh="http://schemas.microsoft.com/office/word/2020/wordml/sdtdatahash" xmlns:w16sdtfl="http://schemas.microsoft.com/office/word/2024/wordml/sdtformatlock" xmlns:w16se="http://schemas.microsoft.com/office/word/2015/wordml/symex" mc:Ignorable="w14 w15 w16se w16cid w16 w16cex w16sdtdh w16sdtfl w16du">
   <w:docDefaults>
     <w:rPrDefault>
       <w:rPr>
@@ -1019,7 +852,6 @@
   <w:style w:type="character" w:default="1" w:styleId="a0">
     <w:name w:val="Default Paragraph Font"/>
     <w:uiPriority w:val="1"/>
-    <w:semiHidden/>
     <w:unhideWhenUsed/>
   </w:style>
   <w:style w:type="table" w:default="1" w:styleId="a1">

--- a/master/Diploma/docx/OnyushevA_RK6-41M_Review.docx
+++ b/master/Diploma/docx/OnyushevA_RK6-41M_Review.docx
@@ -1,6 +1,6 @@
 
 <file path=word/document.xml><?xml version="1.0" encoding="utf-8"?>
-<w:document xmlns:wpc="http://schemas.microsoft.com/office/word/2010/wordprocessingCanvas" xmlns:cx="http://schemas.microsoft.com/office/drawing/2014/chartex" xmlns:cx1="http://schemas.microsoft.com/office/drawing/2015/9/8/chartex" xmlns:cx2="http://schemas.microsoft.com/office/drawing/2015/10/21/chartex" xmlns:cx3="http://schemas.microsoft.com/office/drawing/2016/5/9/chartex" xmlns:cx4="http://schemas.microsoft.com/office/drawing/2016/5/10/chartex" xmlns:cx5="http://schemas.microsoft.com/office/drawing/2016/5/11/chartex" xmlns:cx6="http://schemas.microsoft.com/office/drawing/2016/5/12/chartex" xmlns:cx7="http://schemas.microsoft.com/office/drawing/2016/5/13/chartex" xmlns:cx8="http://schemas.microsoft.com/office/drawing/2016/5/14/chartex" xmlns:mc="http://schemas.openxmlformats.org/markup-compatibility/2006" xmlns:aink="http://schemas.microsoft.com/office/drawing/2016/ink" xmlns:am3d="http://schemas.microsoft.com/office/drawing/2017/model3d" xmlns:o="urn:schemas-microsoft-com:office:office" xmlns:oel="http://schemas.microsoft.com/office/2019/extlst" xmlns:r="http://schemas.openxmlformats.org/officeDocument/2006/relationships" xmlns:m="http://schemas.openxmlformats.org/officeDocument/2006/math" xmlns:v="urn:schemas-microsoft-com:vml" xmlns:wp14="http://schemas.microsoft.com/office/word/2010/wordprocessingDrawing" xmlns:wp="http://schemas.openxmlformats.org/drawingml/2006/wordprocessingDrawing" xmlns:w10="urn:schemas-microsoft-com:office:word" xmlns:w="http://schemas.openxmlformats.org/wordprocessingml/2006/main" xmlns:w14="http://schemas.microsoft.com/office/word/2010/wordml" xmlns:w15="http://schemas.microsoft.com/office/word/2012/wordml" xmlns:w16cex="http://schemas.microsoft.com/office/word/2018/wordml/cex" xmlns:w16cid="http://schemas.microsoft.com/office/word/2016/wordml/cid" xmlns:w16="http://schemas.microsoft.com/office/word/2018/wordml" xmlns:w16du="http://schemas.microsoft.com/office/word/2023/wordml/word16du" xmlns:w16sdtdh="http://schemas.microsoft.com/office/word/2020/wordml/sdtdatahash" xmlns:w16sdtfl="http://schemas.microsoft.com/office/word/2024/wordml/sdtformatlock" xmlns:w16se="http://schemas.microsoft.com/office/word/2015/wordml/symex" xmlns:wpg="http://schemas.microsoft.com/office/word/2010/wordprocessingGroup" xmlns:wpi="http://schemas.microsoft.com/office/word/2010/wordprocessingInk" xmlns:wne="http://schemas.microsoft.com/office/word/2006/wordml" xmlns:wps="http://schemas.microsoft.com/office/word/2010/wordprocessingShape" mc:Ignorable="w14 w15 w16se w16cid w16 w16cex w16sdtdh w16sdtfl w16du wp14">
+<w:document xmlns:wpc="http://schemas.microsoft.com/office/word/2010/wordprocessingCanvas" xmlns:cx="http://schemas.microsoft.com/office/drawing/2014/chartex" xmlns:cx1="http://schemas.microsoft.com/office/drawing/2015/9/8/chartex" xmlns:cx2="http://schemas.microsoft.com/office/drawing/2015/10/21/chartex" xmlns:cx3="http://schemas.microsoft.com/office/drawing/2016/5/9/chartex" xmlns:cx4="http://schemas.microsoft.com/office/drawing/2016/5/10/chartex" xmlns:cx5="http://schemas.microsoft.com/office/drawing/2016/5/11/chartex" xmlns:cx6="http://schemas.microsoft.com/office/drawing/2016/5/12/chartex" xmlns:cx7="http://schemas.microsoft.com/office/drawing/2016/5/13/chartex" xmlns:cx8="http://schemas.microsoft.com/office/drawing/2016/5/14/chartex" xmlns:mc="http://schemas.openxmlformats.org/markup-compatibility/2006" xmlns:aink="http://schemas.microsoft.com/office/drawing/2016/ink" xmlns:am3d="http://schemas.microsoft.com/office/drawing/2017/model3d" xmlns:o="urn:schemas-microsoft-com:office:office" xmlns:r="http://schemas.openxmlformats.org/officeDocument/2006/relationships" xmlns:m="http://schemas.openxmlformats.org/officeDocument/2006/math" xmlns:v="urn:schemas-microsoft-com:vml" xmlns:wp14="http://schemas.microsoft.com/office/word/2010/wordprocessingDrawing" xmlns:wp="http://schemas.openxmlformats.org/drawingml/2006/wordprocessingDrawing" xmlns:w10="urn:schemas-microsoft-com:office:word" xmlns:w="http://schemas.openxmlformats.org/wordprocessingml/2006/main" xmlns:w14="http://schemas.microsoft.com/office/word/2010/wordml" xmlns:w15="http://schemas.microsoft.com/office/word/2012/wordml" xmlns:w16cex="http://schemas.microsoft.com/office/word/2018/wordml/cex" xmlns:w16cid="http://schemas.microsoft.com/office/word/2016/wordml/cid" xmlns:w16="http://schemas.microsoft.com/office/word/2018/wordml" xmlns:w16sdtdh="http://schemas.microsoft.com/office/word/2020/wordml/sdtdatahash" xmlns:w16se="http://schemas.microsoft.com/office/word/2015/wordml/symex" xmlns:wpg="http://schemas.microsoft.com/office/word/2010/wordprocessingGroup" xmlns:wpi="http://schemas.microsoft.com/office/word/2010/wordprocessingInk" xmlns:wne="http://schemas.microsoft.com/office/word/2006/wordml" xmlns:wps="http://schemas.microsoft.com/office/word/2010/wordprocessingShape" mc:Ignorable="w14 w15 w16se w16cid w16 w16cex w16sdtdh wp14">
   <w:body>
     <w:p>
       <w:pPr>
@@ -32,7 +32,13 @@
         <w:t>«</w:t>
       </w:r>
       <w:r>
-        <w:t>Исследование и разработка образовательной платформы с курсами</w:t>
+        <w:t xml:space="preserve">Исследование и разработка образовательной платформы с </w:t>
+      </w:r>
+      <w:r>
+        <w:t xml:space="preserve">учебными </w:t>
+      </w:r>
+      <w:r>
+        <w:t>курсами</w:t>
       </w:r>
       <w:r>
         <w:t>»</w:t>
@@ -376,7 +382,7 @@
 </file>
 
 <file path=word/styles.xml><?xml version="1.0" encoding="utf-8"?>
-<w:styles xmlns:mc="http://schemas.openxmlformats.org/markup-compatibility/2006" xmlns:r="http://schemas.openxmlformats.org/officeDocument/2006/relationships" xmlns:w="http://schemas.openxmlformats.org/wordprocessingml/2006/main" xmlns:w14="http://schemas.microsoft.com/office/word/2010/wordml" xmlns:w15="http://schemas.microsoft.com/office/word/2012/wordml" xmlns:w16cex="http://schemas.microsoft.com/office/word/2018/wordml/cex" xmlns:w16cid="http://schemas.microsoft.com/office/word/2016/wordml/cid" xmlns:w16="http://schemas.microsoft.com/office/word/2018/wordml" xmlns:w16du="http://schemas.microsoft.com/office/word/2023/wordml/word16du" xmlns:w16sdtdh="http://schemas.microsoft.com/office/word/2020/wordml/sdtdatahash" xmlns:w16sdtfl="http://schemas.microsoft.com/office/word/2024/wordml/sdtformatlock" xmlns:w16se="http://schemas.microsoft.com/office/word/2015/wordml/symex" mc:Ignorable="w14 w15 w16se w16cid w16 w16cex w16sdtdh w16sdtfl w16du">
+<w:styles xmlns:mc="http://schemas.openxmlformats.org/markup-compatibility/2006" xmlns:r="http://schemas.openxmlformats.org/officeDocument/2006/relationships" xmlns:w="http://schemas.openxmlformats.org/wordprocessingml/2006/main" xmlns:w14="http://schemas.microsoft.com/office/word/2010/wordml" xmlns:w15="http://schemas.microsoft.com/office/word/2012/wordml" xmlns:w16cex="http://schemas.microsoft.com/office/word/2018/wordml/cex" xmlns:w16cid="http://schemas.microsoft.com/office/word/2016/wordml/cid" xmlns:w16="http://schemas.microsoft.com/office/word/2018/wordml" xmlns:w16sdtdh="http://schemas.microsoft.com/office/word/2020/wordml/sdtdatahash" xmlns:w16se="http://schemas.microsoft.com/office/word/2015/wordml/symex" mc:Ignorable="w14 w15 w16se w16cid w16 w16cex w16sdtdh">
   <w:docDefaults>
     <w:rPrDefault>
       <w:rPr>

--- a/master/Diploma/docx/OnyushevA_RK6-41M_Review.docx
+++ b/master/Diploma/docx/OnyushevA_RK6-41M_Review.docx
@@ -1,6 +1,6 @@
 
 <file path=word/document.xml><?xml version="1.0" encoding="utf-8"?>
-<w:document xmlns:wpc="http://schemas.microsoft.com/office/word/2010/wordprocessingCanvas" xmlns:cx="http://schemas.microsoft.com/office/drawing/2014/chartex" xmlns:cx1="http://schemas.microsoft.com/office/drawing/2015/9/8/chartex" xmlns:cx2="http://schemas.microsoft.com/office/drawing/2015/10/21/chartex" xmlns:cx3="http://schemas.microsoft.com/office/drawing/2016/5/9/chartex" xmlns:cx4="http://schemas.microsoft.com/office/drawing/2016/5/10/chartex" xmlns:cx5="http://schemas.microsoft.com/office/drawing/2016/5/11/chartex" xmlns:cx6="http://schemas.microsoft.com/office/drawing/2016/5/12/chartex" xmlns:cx7="http://schemas.microsoft.com/office/drawing/2016/5/13/chartex" xmlns:cx8="http://schemas.microsoft.com/office/drawing/2016/5/14/chartex" xmlns:mc="http://schemas.openxmlformats.org/markup-compatibility/2006" xmlns:aink="http://schemas.microsoft.com/office/drawing/2016/ink" xmlns:am3d="http://schemas.microsoft.com/office/drawing/2017/model3d" xmlns:o="urn:schemas-microsoft-com:office:office" xmlns:r="http://schemas.openxmlformats.org/officeDocument/2006/relationships" xmlns:m="http://schemas.openxmlformats.org/officeDocument/2006/math" xmlns:v="urn:schemas-microsoft-com:vml" xmlns:wp14="http://schemas.microsoft.com/office/word/2010/wordprocessingDrawing" xmlns:wp="http://schemas.openxmlformats.org/drawingml/2006/wordprocessingDrawing" xmlns:w10="urn:schemas-microsoft-com:office:word" xmlns:w="http://schemas.openxmlformats.org/wordprocessingml/2006/main" xmlns:w14="http://schemas.microsoft.com/office/word/2010/wordml" xmlns:w15="http://schemas.microsoft.com/office/word/2012/wordml" xmlns:w16cex="http://schemas.microsoft.com/office/word/2018/wordml/cex" xmlns:w16cid="http://schemas.microsoft.com/office/word/2016/wordml/cid" xmlns:w16="http://schemas.microsoft.com/office/word/2018/wordml" xmlns:w16sdtdh="http://schemas.microsoft.com/office/word/2020/wordml/sdtdatahash" xmlns:w16se="http://schemas.microsoft.com/office/word/2015/wordml/symex" xmlns:wpg="http://schemas.microsoft.com/office/word/2010/wordprocessingGroup" xmlns:wpi="http://schemas.microsoft.com/office/word/2010/wordprocessingInk" xmlns:wne="http://schemas.microsoft.com/office/word/2006/wordml" xmlns:wps="http://schemas.microsoft.com/office/word/2010/wordprocessingShape" mc:Ignorable="w14 w15 w16se w16cid w16 w16cex w16sdtdh wp14">
+<w:document xmlns:wpc="http://schemas.microsoft.com/office/word/2010/wordprocessingCanvas" xmlns:cx="http://schemas.microsoft.com/office/drawing/2014/chartex" xmlns:cx1="http://schemas.microsoft.com/office/drawing/2015/9/8/chartex" xmlns:cx2="http://schemas.microsoft.com/office/drawing/2015/10/21/chartex" xmlns:cx3="http://schemas.microsoft.com/office/drawing/2016/5/9/chartex" xmlns:cx4="http://schemas.microsoft.com/office/drawing/2016/5/10/chartex" xmlns:cx5="http://schemas.microsoft.com/office/drawing/2016/5/11/chartex" xmlns:cx6="http://schemas.microsoft.com/office/drawing/2016/5/12/chartex" xmlns:cx7="http://schemas.microsoft.com/office/drawing/2016/5/13/chartex" xmlns:cx8="http://schemas.microsoft.com/office/drawing/2016/5/14/chartex" xmlns:mc="http://schemas.openxmlformats.org/markup-compatibility/2006" xmlns:aink="http://schemas.microsoft.com/office/drawing/2016/ink" xmlns:am3d="http://schemas.microsoft.com/office/drawing/2017/model3d" xmlns:o="urn:schemas-microsoft-com:office:office" xmlns:oel="http://schemas.microsoft.com/office/2019/extlst" xmlns:r="http://schemas.openxmlformats.org/officeDocument/2006/relationships" xmlns:m="http://schemas.openxmlformats.org/officeDocument/2006/math" xmlns:v="urn:schemas-microsoft-com:vml" xmlns:wp14="http://schemas.microsoft.com/office/word/2010/wordprocessingDrawing" xmlns:wp="http://schemas.openxmlformats.org/drawingml/2006/wordprocessingDrawing" xmlns:w10="urn:schemas-microsoft-com:office:word" xmlns:w="http://schemas.openxmlformats.org/wordprocessingml/2006/main" xmlns:w14="http://schemas.microsoft.com/office/word/2010/wordml" xmlns:w15="http://schemas.microsoft.com/office/word/2012/wordml" xmlns:w16cex="http://schemas.microsoft.com/office/word/2018/wordml/cex" xmlns:w16cid="http://schemas.microsoft.com/office/word/2016/wordml/cid" xmlns:w16="http://schemas.microsoft.com/office/word/2018/wordml" xmlns:w16du="http://schemas.microsoft.com/office/word/2023/wordml/word16du" xmlns:w16sdtdh="http://schemas.microsoft.com/office/word/2020/wordml/sdtdatahash" xmlns:w16sdtfl="http://schemas.microsoft.com/office/word/2024/wordml/sdtformatlock" xmlns:w16se="http://schemas.microsoft.com/office/word/2015/wordml/symex" xmlns:wpg="http://schemas.microsoft.com/office/word/2010/wordprocessingGroup" xmlns:wpi="http://schemas.microsoft.com/office/word/2010/wordprocessingInk" xmlns:wne="http://schemas.microsoft.com/office/word/2006/wordml" xmlns:wps="http://schemas.microsoft.com/office/word/2010/wordprocessingShape" mc:Ignorable="w14 w15 w16se w16cid w16 w16cex w16sdtdh w16sdtfl w16du wp14">
   <w:body>
     <w:p>
       <w:pPr>
@@ -32,7 +32,10 @@
         <w:t>«</w:t>
       </w:r>
       <w:r>
-        <w:t xml:space="preserve">Исследование и разработка образовательной платформы с </w:t>
+        <w:t>Р</w:t>
+      </w:r>
+      <w:r>
+        <w:t xml:space="preserve">азработка образовательной платформы с </w:t>
       </w:r>
       <w:r>
         <w:t xml:space="preserve">учебными </w:t>
@@ -382,7 +385,7 @@
 </file>
 
 <file path=word/styles.xml><?xml version="1.0" encoding="utf-8"?>
-<w:styles xmlns:mc="http://schemas.openxmlformats.org/markup-compatibility/2006" xmlns:r="http://schemas.openxmlformats.org/officeDocument/2006/relationships" xmlns:w="http://schemas.openxmlformats.org/wordprocessingml/2006/main" xmlns:w14="http://schemas.microsoft.com/office/word/2010/wordml" xmlns:w15="http://schemas.microsoft.com/office/word/2012/wordml" xmlns:w16cex="http://schemas.microsoft.com/office/word/2018/wordml/cex" xmlns:w16cid="http://schemas.microsoft.com/office/word/2016/wordml/cid" xmlns:w16="http://schemas.microsoft.com/office/word/2018/wordml" xmlns:w16sdtdh="http://schemas.microsoft.com/office/word/2020/wordml/sdtdatahash" xmlns:w16se="http://schemas.microsoft.com/office/word/2015/wordml/symex" mc:Ignorable="w14 w15 w16se w16cid w16 w16cex w16sdtdh">
+<w:styles xmlns:mc="http://schemas.openxmlformats.org/markup-compatibility/2006" xmlns:r="http://schemas.openxmlformats.org/officeDocument/2006/relationships" xmlns:w="http://schemas.openxmlformats.org/wordprocessingml/2006/main" xmlns:w14="http://schemas.microsoft.com/office/word/2010/wordml" xmlns:w15="http://schemas.microsoft.com/office/word/2012/wordml" xmlns:w16cex="http://schemas.microsoft.com/office/word/2018/wordml/cex" xmlns:w16cid="http://schemas.microsoft.com/office/word/2016/wordml/cid" xmlns:w16="http://schemas.microsoft.com/office/word/2018/wordml" xmlns:w16du="http://schemas.microsoft.com/office/word/2023/wordml/word16du" xmlns:w16sdtdh="http://schemas.microsoft.com/office/word/2020/wordml/sdtdatahash" xmlns:w16sdtfl="http://schemas.microsoft.com/office/word/2024/wordml/sdtformatlock" xmlns:w16se="http://schemas.microsoft.com/office/word/2015/wordml/symex" mc:Ignorable="w14 w15 w16se w16cid w16 w16cex w16sdtdh w16sdtfl w16du">
   <w:docDefaults>
     <w:rPrDefault>
       <w:rPr>
@@ -858,6 +861,7 @@
   <w:style w:type="character" w:default="1" w:styleId="a0">
     <w:name w:val="Default Paragraph Font"/>
     <w:uiPriority w:val="1"/>
+    <w:semiHidden/>
     <w:unhideWhenUsed/>
   </w:style>
   <w:style w:type="table" w:default="1" w:styleId="a1">
